--- a/rapports/2026-06-06/EQ16/EQ16_enq3_v2/DR_051203010031/54-51-45-37.docx
+++ b/rapports/2026-06-06/EQ16/EQ16_enq3_v2/DR_051203010031/54-51-45-37.docx
@@ -297,7 +297,7 @@
           <w:color w:val="1F6FEB"/>
           <w:sz w:val="22"/>
         </w:rPr>
-        <w:t>⚠ INCOHÉRENCES À CORRIGER (56)</w:t>
+        <w:t>⚠ INCOHÉRENCES À CORRIGER (47)</w:t>
       </w:r>
     </w:p>
     <w:tbl>
@@ -1714,7 +1714,7 @@
                 <w:color w:val="16A34A"/>
                 <w:sz w:val="16"/>
               </w:rPr>
-              <w:t>—</w:t>
+              <w:t>s00q10, s01q35, s01q36, s01q37, s02q04, s02q15, s01q00b, s02q17_code</w:t>
             </w:r>
           </w:p>
         </w:tc>
@@ -1745,7 +1745,7 @@
                 <w:i w:val="0"/>
                 <w:sz w:val="17"/>
               </w:rPr>
-              <w:t>Incohérence!!! seulement les écoles privées paient les frais de scolarité (y compris les frais d'inscription).</w:t>
+              <w:t>Avertissement!!! L'âge (17 ans) de hapsatou sow avec son niveau d'étude (6ème année Primaire) semble incoherent, veuillez confirmer cette information avec le QG ou corriger l'incohérence.</w:t>
             </w:r>
           </w:p>
         </w:tc>
@@ -1835,7 +1835,7 @@
                 <w:i w:val="0"/>
                 <w:sz w:val="17"/>
               </w:rPr>
-              <w:t>Peu probable!!! Vu l'âge (17 ans) de hapsatou dème ou l'année à laquelle hapsatou dème a fréquenté l'école pour la dernière fois (.) le dernier diplome de hapsatou dème ne peut être le Certificat d'études primaires (CEP), prière de corriger cette incohérence ou confirmer avec le QG.</w:t>
+              <w:t>Peu probable!!! Vu l'âge (17 ans) de hapsatou sow ou l'année à laquelle hapsatou sow a fréquenté l'école pour la dernière fois (.) le dernier diplome de hapsatou sow ne peut être le Certificat d'études primaires (CEP), prière de corriger cette incohérence ou confirmer avec le QG.</w:t>
             </w:r>
           </w:p>
         </w:tc>
@@ -1894,7 +1894,7 @@
                 <w:color w:val="16A34A"/>
                 <w:sz w:val="16"/>
               </w:rPr>
-              <w:t>s01q32, s01q36, s01q38, s04q37_modif, s02q33, s02q34, s01q00b</w:t>
+              <w:t>s00q10, s01q35, s01q36, s01q37, s02q04, s02q15, s01q00b, s02q17_code</w:t>
             </w:r>
           </w:p>
         </w:tc>
@@ -1925,7 +1925,7 @@
                 <w:i w:val="0"/>
                 <w:sz w:val="17"/>
               </w:rPr>
-              <w:t>Peu probable!!! Vu l'âge (17 ans) de ouley diallo ou l'année à laquelle ouley diallo a fréquenté l'école pour la dernière fois (.) le dernier diplome de ouley diallo ne peut être le Certificat d'études primaires (CEP), prière de corriger cette incohérence ou confirmer avec le QG.</w:t>
+              <w:t>Avertissement!!! L'âge (20 ans) de kadidiatou diallo avec son niveau d'étude (3ème année Secondaire 1 (Moyen) Général) semble incoherent, veuillez confirmer cette information avec le QG ou corriger l'incohérence.</w:t>
             </w:r>
           </w:p>
         </w:tc>
@@ -1984,7 +1984,7 @@
                 <w:color w:val="16A34A"/>
                 <w:sz w:val="16"/>
               </w:rPr>
-              <w:t>s00q10, s01q35, s01q36, s01q37, s02q04, s02q15, s01q00b, s02q17_code</w:t>
+              <w:t>s01q32, s01q36, s01q38, s04q37_modif, s02q33, s02q34, s01q00b</w:t>
             </w:r>
           </w:p>
         </w:tc>
@@ -2015,7 +2015,7 @@
                 <w:i w:val="0"/>
                 <w:sz w:val="17"/>
               </w:rPr>
-              <w:t>Avertissement!!! L'âge (17 ans) de hapsatou sow avec son niveau d'étude (6ème année Primaire) semble incoherent, veuillez confirmer cette information avec le QG ou corriger l'incohérence.</w:t>
+              <w:t>Peu probable!!! Vu l'âge (20 ans) de kadidiatou diallo ou l'année à laquelle kadidiatou diallo a fréquenté l'école pour la dernière fois (.) le dernier diplome de kadidiatou diallo ne peut être le Certificat d'études primaires (CEP), prière de corriger cette incohérence ou confirmer avec le QG.</w:t>
             </w:r>
           </w:p>
         </w:tc>
@@ -2105,7 +2105,7 @@
                 <w:i w:val="0"/>
                 <w:sz w:val="17"/>
               </w:rPr>
-              <w:t>Peu probable!!! Vu l'âge (17 ans) de hapsatou sow ou l'année à laquelle hapsatou sow a fréquenté l'école pour la dernière fois (.) le dernier diplome de hapsatou sow ne peut être le Certificat d'études primaires (CEP), prière de corriger cette incohérence ou confirmer avec le QG.</w:t>
+              <w:t>Peu probable!!! Vu l'âge (17 ans) de hapsatou dème ou l'année à laquelle hapsatou dème a fréquenté l'école pour la dernière fois (.) le dernier diplome de hapsatou dème ne peut être le Certificat d'études primaires (CEP), prière de corriger cette incohérence ou confirmer avec le QG.</w:t>
             </w:r>
           </w:p>
         </w:tc>
@@ -2164,7 +2164,7 @@
                 <w:color w:val="16A34A"/>
                 <w:sz w:val="16"/>
               </w:rPr>
-              <w:t>s00q10, s01q35, s01q36, s01q37, s02q04, s02q15, s01q00b, s02q17_code</w:t>
+              <w:t>—</w:t>
             </w:r>
           </w:p>
         </w:tc>
@@ -2195,7 +2195,7 @@
                 <w:i w:val="0"/>
                 <w:sz w:val="17"/>
               </w:rPr>
-              <w:t>Avertissement!!! L'âge (20 ans) de kadidiatou diallo avec son niveau d'étude (3ème année Secondaire 1 (Moyen) Général) semble incoherent, veuillez confirmer cette information avec le QG ou corriger l'incohérence.</w:t>
+              <w:t>Incohérent!! Le niveau d'instruction déclaré par l'un des enfants () au niveau de la section 1 de haby diallo diffère de celui donné par haby diallo lui-même qui affirme ne pas avoir frequenté l'école formelle.</w:t>
             </w:r>
           </w:p>
         </w:tc>
@@ -2285,7 +2285,7 @@
                 <w:i w:val="0"/>
                 <w:sz w:val="17"/>
               </w:rPr>
-              <w:t>Peu probable!!! Vu l'âge (20 ans) de kadidiatou diallo ou l'année à laquelle kadidiatou diallo a fréquenté l'école pour la dernière fois (.) le dernier diplome de kadidiatou diallo ne peut être le Certificat d'études primaires (CEP), prière de corriger cette incohérence ou confirmer avec le QG.</w:t>
+              <w:t>Peu probable!!! Vu l'âge (17 ans) de ouley diallo ou l'année à laquelle ouley diallo a fréquenté l'école pour la dernière fois (.) le dernier diplome de ouley diallo ne peut être le Certificat d'études primaires (CEP), prière de corriger cette incohérence ou confirmer avec le QG.</w:t>
             </w:r>
           </w:p>
         </w:tc>
@@ -2300,10 +2300,10 @@
               <w:rPr>
                 <w:b/>
                 <w:i w:val="0"/>
-                <w:color w:val="DC2626"/>
+                <w:color w:val="EA580C"/>
                 <w:sz w:val="16"/>
               </w:rPr>
-              <w:t>Haute</w:t>
+              <w:t>Moyenne</w:t>
             </w:r>
           </w:p>
         </w:tc>
@@ -2318,7 +2318,7 @@
                 <w:i w:val="0"/>
                 <w:sz w:val="16"/>
               </w:rPr>
-              <w:t>S02</w:t>
+              <w:t>S00</w:t>
               <w:br/>
             </w:r>
             <w:r>
@@ -2328,7 +2328,7 @@
                 <w:color w:val="64748B"/>
                 <w:sz w:val="14"/>
               </w:rPr>
-              <w:t>Éducation</w:t>
+              <w:t>Identification</w:t>
             </w:r>
           </w:p>
         </w:tc>
@@ -2344,7 +2344,7 @@
                 <w:color w:val="16A34A"/>
                 <w:sz w:val="16"/>
               </w:rPr>
-              <w:t>—</w:t>
+              <w:t>s00q07a, s00q08, s00q10, s00q13_0, s00q15_0, s00q17_0, s00q23a, s00q23b</w:t>
             </w:r>
           </w:p>
         </w:tc>
@@ -2375,7 +2375,7 @@
                 <w:i w:val="0"/>
                 <w:sz w:val="17"/>
               </w:rPr>
-              <w:t>Incohérent!! Le niveau d'instruction déclaré par l'un des enfants () au niveau de la section 1 de haby diallo diffère de celui donné par haby diallo lui-même qui affirme ne pas avoir frequenté l'école formelle.</w:t>
+              <w:t>Prière de renseigner toutes les informations du ménage dans la section 0 avant d'entamer les autres informations.</w:t>
             </w:r>
           </w:p>
         </w:tc>
@@ -2434,7 +2434,7 @@
                 <w:color w:val="16A34A"/>
                 <w:sz w:val="16"/>
               </w:rPr>
-              <w:t>s00q07a, s00q08, s00q10, s00q13_0, s00q15_0, s00q17_0, s00q23a, s00q23b</w:t>
+              <w:t>—</w:t>
             </w:r>
           </w:p>
         </w:tc>
@@ -2465,7 +2465,7 @@
                 <w:i w:val="0"/>
                 <w:sz w:val="17"/>
               </w:rPr>
-              <w:t>Prière de renseigner toutes les informations du ménage dans la section 0 avant d'entamer les autres informations.</w:t>
+              <w:t>Il est obligatoire de prendre les coordonnées Gps avant d'administrer le questionnaire.</w:t>
             </w:r>
           </w:p>
         </w:tc>
@@ -2555,7 +2555,7 @@
                 <w:i w:val="0"/>
                 <w:sz w:val="17"/>
               </w:rPr>
-              <w:t>Il est obligatoire de prendre les coordonnées Gps avant d'administrer le questionnaire.</w:t>
+              <w:t>Prière de prendre les coordonnées GPS.</w:t>
             </w:r>
           </w:p>
         </w:tc>
@@ -2645,7 +2645,7 @@
                 <w:i w:val="0"/>
                 <w:sz w:val="17"/>
               </w:rPr>
-              <w:t>Prière de prendre les coordonnées GPS.</w:t>
+              <w:t>Attention! Il manque des informations non renseignées dans la section 0, prière de regarder toutes les autres informations dans l'identification du ménage (IDENTIFICATION ET RENSEIGNEMENTS DE CONTROLE) ou dans OBSERVATIONS pour pouvoir renseigné toutes les questions liées au ménage.</w:t>
             </w:r>
           </w:p>
         </w:tc>
@@ -2704,7 +2704,7 @@
                 <w:color w:val="16A34A"/>
                 <w:sz w:val="16"/>
               </w:rPr>
-              <w:t>—</w:t>
+              <w:t>s00q12a, s00q12b</w:t>
             </w:r>
           </w:p>
         </w:tc>
@@ -2735,7 +2735,7 @@
                 <w:i w:val="0"/>
                 <w:sz w:val="17"/>
               </w:rPr>
-              <w:t>Attention! Il manque des informations non renseignées dans la section 0, prière de regarder toutes les autres informations dans l'identification du ménage (IDENTIFICATION ET RENSEIGNEMENTS DE CONTROLE) ou dans OBSERVATIONS pour pouvoir renseigné toutes les questions liées au ménage.</w:t>
+              <w:t>Attention! Veillez bien renseigner le deuxième numero du chef de ménage(0.12b).</w:t>
             </w:r>
           </w:p>
         </w:tc>
@@ -2794,7 +2794,7 @@
                 <w:color w:val="16A34A"/>
                 <w:sz w:val="16"/>
               </w:rPr>
-              <w:t>s00q12a, s00q12b</w:t>
+              <w:t>—</w:t>
             </w:r>
           </w:p>
         </w:tc>
@@ -2825,7 +2825,7 @@
                 <w:i w:val="0"/>
                 <w:sz w:val="17"/>
               </w:rPr>
-              <w:t>Attention! Veillez bien renseigner le deuxième numero du chef de ménage(0.12b).</w:t>
+              <w:t>Prière de mettre les noms dans ces questions et mettre les contacts à leurs places.</w:t>
             </w:r>
           </w:p>
         </w:tc>
@@ -2884,7 +2884,7 @@
                 <w:color w:val="16A34A"/>
                 <w:sz w:val="16"/>
               </w:rPr>
-              <w:t>—</w:t>
+              <w:t>s00q14, s00q16, s00q18</w:t>
             </w:r>
           </w:p>
         </w:tc>
@@ -2915,7 +2915,7 @@
                 <w:i w:val="0"/>
                 <w:sz w:val="17"/>
               </w:rPr>
-              <w:t>Prière de mettre les noms dans ces questions et mettre les contacts à leurs places.</w:t>
+              <w:t>Attention! Veillez bien renseigner les contacts dans les questions de 0.14 ou 0.16 ou 0.18.</w:t>
             </w:r>
           </w:p>
         </w:tc>
@@ -2948,7 +2948,7 @@
                 <w:i w:val="0"/>
                 <w:sz w:val="16"/>
               </w:rPr>
-              <w:t>S00</w:t>
+              <w:t>S01</w:t>
               <w:br/>
             </w:r>
             <w:r>
@@ -2958,7 +2958,7 @@
                 <w:color w:val="64748B"/>
                 <w:sz w:val="14"/>
               </w:rPr>
-              <w:t>Identification</w:t>
+              <w:t>Démographie</w:t>
             </w:r>
           </w:p>
         </w:tc>
@@ -2974,7 +2974,7 @@
                 <w:color w:val="16A34A"/>
                 <w:sz w:val="16"/>
               </w:rPr>
-              <w:t>s00q14, s00q16, s00q18</w:t>
+              <w:t>—</w:t>
             </w:r>
           </w:p>
         </w:tc>
@@ -3005,7 +3005,7 @@
                 <w:i w:val="0"/>
                 <w:sz w:val="17"/>
               </w:rPr>
-              <w:t>Attention! Veillez bien renseigner les contacts dans les questions de 0.14 ou 0.16 ou 0.18.</w:t>
+              <w:t>Prière de verifier l'information donnée par aminata diallo ou corriger au niveau de la section 1.</w:t>
             </w:r>
           </w:p>
         </w:tc>
@@ -3095,7 +3095,7 @@
                 <w:i w:val="0"/>
                 <w:sz w:val="17"/>
               </w:rPr>
-              <w:t>Prière de verifier l'information donnée par aminata diallo ou corriger au niveau de la section 1.</w:t>
+              <w:t>Prière de verifier l'information donnée par diarra fade ou corriger au niveau de la section 1.</w:t>
             </w:r>
           </w:p>
         </w:tc>
@@ -3185,7 +3185,7 @@
                 <w:i w:val="0"/>
                 <w:sz w:val="17"/>
               </w:rPr>
-              <w:t>Prière de verifier l'information donnée par diarra fade ou corriger au niveau de la section 1.</w:t>
+              <w:t>Prière de verifier l'information donnée par kadidiatou diallo ou corriger au niveau de la section 1.</w:t>
             </w:r>
           </w:p>
         </w:tc>
@@ -3275,7 +3275,7 @@
                 <w:i w:val="0"/>
                 <w:sz w:val="17"/>
               </w:rPr>
-              <w:t>Prière de verifier l'information donnée par kadidiatou diallo ou corriger au niveau de la section 1.</w:t>
+              <w:t>Prière de verifier l'information donnée par mamadou diallo ou corriger au niveau de la section 1.</w:t>
             </w:r>
           </w:p>
         </w:tc>
@@ -3365,7 +3365,7 @@
                 <w:i w:val="0"/>
                 <w:sz w:val="17"/>
               </w:rPr>
-              <w:t>Prière de verifier l'information donnée par mamadou diallo ou corriger au niveau de la section 1.</w:t>
+              <w:t>Prière de verifier l'information donnée par ouley diallo ou corriger au niveau de la section 1.</w:t>
             </w:r>
           </w:p>
         </w:tc>
@@ -3424,7 +3424,7 @@
                 <w:color w:val="16A34A"/>
                 <w:sz w:val="16"/>
               </w:rPr>
-              <w:t>—</w:t>
+              <w:t>s01q10_1</w:t>
             </w:r>
           </w:p>
         </w:tc>
@@ -3455,7 +3455,7 @@
                 <w:i w:val="0"/>
                 <w:sz w:val="17"/>
               </w:rPr>
-              <w:t>Prière de verifier l'information donnée par ouley diallo ou corriger au niveau de la section 1.</w:t>
+              <w:t>La taille du ménage lors de l'enquête principale (10) de ce ménage est inférieur à la taille du denombrement (16), prière de fournir des explications concrètes ou aller revisiter le ménage.</w:t>
             </w:r>
           </w:p>
         </w:tc>
@@ -3488,7 +3488,7 @@
                 <w:i w:val="0"/>
                 <w:sz w:val="16"/>
               </w:rPr>
-              <w:t>S01</w:t>
+              <w:t>S02</w:t>
               <w:br/>
             </w:r>
             <w:r>
@@ -3498,7 +3498,7 @@
                 <w:color w:val="64748B"/>
                 <w:sz w:val="14"/>
               </w:rPr>
-              <w:t>Démographie</w:t>
+              <w:t>Éducation</w:t>
             </w:r>
           </w:p>
         </w:tc>
@@ -3514,7 +3514,7 @@
                 <w:color w:val="16A34A"/>
                 <w:sz w:val="16"/>
               </w:rPr>
-              <w:t>s00q27, s01q03a, s01q03b, s01q03c, s01q00b</w:t>
+              <w:t>s01q25, s01q29, s01q30, s04q46, s01q00b</w:t>
             </w:r>
           </w:p>
         </w:tc>
@@ -3545,817 +3545,7 @@
                 <w:i w:val="0"/>
                 <w:sz w:val="17"/>
               </w:rPr>
-              <w:t>Les informations sur l'acte de naissance (ni Jours, ni mois et ni années) de  arouna diallo  manquent, s'il vous plait pouvez-vous fournir d'effort pour avoir ces informations.</w:t>
-            </w:r>
-          </w:p>
-        </w:tc>
-      </w:tr>
-      <w:tr>
-        <w:tc>
-          <w:tcPr>
-            <w:tcW w:type="dxa" w:w="964"/>
-          </w:tcPr>
-          <w:p>
-            <w:r>
-              <w:rPr>
-                <w:b/>
-                <w:i w:val="0"/>
-                <w:color w:val="EA580C"/>
-                <w:sz w:val="16"/>
-              </w:rPr>
-              <w:t>Moyenne</w:t>
-            </w:r>
-          </w:p>
-        </w:tc>
-        <w:tc>
-          <w:tcPr>
-            <w:tcW w:type="dxa" w:w="1247"/>
-          </w:tcPr>
-          <w:p>
-            <w:r>
-              <w:rPr>
-                <w:b/>
-                <w:i w:val="0"/>
-                <w:sz w:val="16"/>
-              </w:rPr>
-              <w:t>S01</w:t>
-              <w:br/>
-            </w:r>
-            <w:r>
-              <w:rPr>
-                <w:b w:val="0"/>
-                <w:i w:val="0"/>
-                <w:color w:val="64748B"/>
-                <w:sz w:val="14"/>
-              </w:rPr>
-              <w:t>Démographie</w:t>
-            </w:r>
-          </w:p>
-        </w:tc>
-        <w:tc>
-          <w:tcPr>
-            <w:tcW w:type="dxa" w:w="1531"/>
-          </w:tcPr>
-          <w:p>
-            <w:r>
-              <w:rPr>
-                <w:b/>
-                <w:i w:val="0"/>
-                <w:color w:val="16A34A"/>
-                <w:sz w:val="16"/>
-              </w:rPr>
-              <w:t>s01q10_1</w:t>
-            </w:r>
-          </w:p>
-        </w:tc>
-        <w:tc>
-          <w:tcPr>
-            <w:tcW w:type="dxa" w:w="1191"/>
-          </w:tcPr>
-          <w:p>
-            <w:r>
-              <w:rPr>
-                <w:b w:val="0"/>
-                <w:i w:val="0"/>
-                <w:color w:val="64748B"/>
-                <w:sz w:val="16"/>
-              </w:rPr>
-              <w:t>GT-CQ</w:t>
-            </w:r>
-          </w:p>
-        </w:tc>
-        <w:tc>
-          <w:tcPr>
-            <w:tcW w:type="dxa" w:w="4706"/>
-          </w:tcPr>
-          <w:p>
-            <w:r>
-              <w:rPr>
-                <w:b w:val="0"/>
-                <w:i w:val="0"/>
-                <w:sz w:val="17"/>
-              </w:rPr>
-              <w:t>La taille du ménage lors de l'enquête principale (10) de ce ménage est inférieur à la taille du denombrement (16), prière de fournir des explications concrètes ou aller revisiter le ménage.</w:t>
-            </w:r>
-          </w:p>
-        </w:tc>
-      </w:tr>
-      <w:tr>
-        <w:tc>
-          <w:tcPr>
-            <w:tcW w:type="dxa" w:w="964"/>
-          </w:tcPr>
-          <w:p>
-            <w:r>
-              <w:rPr>
-                <w:b/>
-                <w:i w:val="0"/>
-                <w:color w:val="EA580C"/>
-                <w:sz w:val="16"/>
-              </w:rPr>
-              <w:t>Moyenne</w:t>
-            </w:r>
-          </w:p>
-        </w:tc>
-        <w:tc>
-          <w:tcPr>
-            <w:tcW w:type="dxa" w:w="1247"/>
-          </w:tcPr>
-          <w:p>
-            <w:r>
-              <w:rPr>
-                <w:b/>
-                <w:i w:val="0"/>
-                <w:sz w:val="16"/>
-              </w:rPr>
-              <w:t>S02</w:t>
-              <w:br/>
-            </w:r>
-            <w:r>
-              <w:rPr>
-                <w:b w:val="0"/>
-                <w:i w:val="0"/>
-                <w:color w:val="64748B"/>
-                <w:sz w:val="14"/>
-              </w:rPr>
-              <w:t>Éducation</w:t>
-            </w:r>
-          </w:p>
-        </w:tc>
-        <w:tc>
-          <w:tcPr>
-            <w:tcW w:type="dxa" w:w="1531"/>
-          </w:tcPr>
-          <w:p>
-            <w:r>
-              <w:rPr>
-                <w:b/>
-                <w:i w:val="0"/>
-                <w:color w:val="16A34A"/>
-                <w:sz w:val="16"/>
-              </w:rPr>
-              <w:t>—</w:t>
-            </w:r>
-          </w:p>
-        </w:tc>
-        <w:tc>
-          <w:tcPr>
-            <w:tcW w:type="dxa" w:w="1191"/>
-          </w:tcPr>
-          <w:p>
-            <w:r>
-              <w:rPr>
-                <w:b w:val="0"/>
-                <w:i w:val="0"/>
-                <w:color w:val="64748B"/>
-                <w:sz w:val="16"/>
-              </w:rPr>
-              <w:t>GT-CQ</w:t>
-            </w:r>
-          </w:p>
-        </w:tc>
-        <w:tc>
-          <w:tcPr>
-            <w:tcW w:type="dxa" w:w="4706"/>
-          </w:tcPr>
-          <w:p>
-            <w:r>
-              <w:rPr>
-                <w:b w:val="0"/>
-                <w:i w:val="0"/>
-                <w:sz w:val="17"/>
-              </w:rPr>
-              <w:t>veuillez, s'il vous plait, confirmer les frais de scolarité ( 1000 FCFA) payée de aminata diallo avec le QG ou apporter les corrections nécessaires.</w:t>
-            </w:r>
-          </w:p>
-        </w:tc>
-      </w:tr>
-      <w:tr>
-        <w:tc>
-          <w:tcPr>
-            <w:tcW w:type="dxa" w:w="964"/>
-          </w:tcPr>
-          <w:p>
-            <w:r>
-              <w:rPr>
-                <w:b/>
-                <w:i w:val="0"/>
-                <w:color w:val="EA580C"/>
-                <w:sz w:val="16"/>
-              </w:rPr>
-              <w:t>Moyenne</w:t>
-            </w:r>
-          </w:p>
-        </w:tc>
-        <w:tc>
-          <w:tcPr>
-            <w:tcW w:type="dxa" w:w="1247"/>
-          </w:tcPr>
-          <w:p>
-            <w:r>
-              <w:rPr>
-                <w:b/>
-                <w:i w:val="0"/>
-                <w:sz w:val="16"/>
-              </w:rPr>
-              <w:t>S02</w:t>
-              <w:br/>
-            </w:r>
-            <w:r>
-              <w:rPr>
-                <w:b w:val="0"/>
-                <w:i w:val="0"/>
-                <w:color w:val="64748B"/>
-                <w:sz w:val="14"/>
-              </w:rPr>
-              <w:t>Éducation</w:t>
-            </w:r>
-          </w:p>
-        </w:tc>
-        <w:tc>
-          <w:tcPr>
-            <w:tcW w:type="dxa" w:w="1531"/>
-          </w:tcPr>
-          <w:p>
-            <w:r>
-              <w:rPr>
-                <w:b/>
-                <w:i w:val="0"/>
-                <w:color w:val="16A34A"/>
-                <w:sz w:val="16"/>
-              </w:rPr>
-              <w:t>—</w:t>
-            </w:r>
-          </w:p>
-        </w:tc>
-        <w:tc>
-          <w:tcPr>
-            <w:tcW w:type="dxa" w:w="1191"/>
-          </w:tcPr>
-          <w:p>
-            <w:r>
-              <w:rPr>
-                <w:b w:val="0"/>
-                <w:i w:val="0"/>
-                <w:color w:val="64748B"/>
-                <w:sz w:val="16"/>
-              </w:rPr>
-              <w:t>GT-CQ</w:t>
-            </w:r>
-          </w:p>
-        </w:tc>
-        <w:tc>
-          <w:tcPr>
-            <w:tcW w:type="dxa" w:w="4706"/>
-          </w:tcPr>
-          <w:p>
-            <w:r>
-              <w:rPr>
-                <w:b w:val="0"/>
-                <w:i w:val="0"/>
-                <w:sz w:val="17"/>
-              </w:rPr>
-              <w:t>veuillez, s'il vous plait, confirmer les frais de scolarité ( 1000 FCFA) payée de diarra fade avec le QG ou apporter les corrections nécessaires.</w:t>
-            </w:r>
-          </w:p>
-        </w:tc>
-      </w:tr>
-      <w:tr>
-        <w:tc>
-          <w:tcPr>
-            <w:tcW w:type="dxa" w:w="964"/>
-          </w:tcPr>
-          <w:p>
-            <w:r>
-              <w:rPr>
-                <w:b/>
-                <w:i w:val="0"/>
-                <w:color w:val="EA580C"/>
-                <w:sz w:val="16"/>
-              </w:rPr>
-              <w:t>Moyenne</w:t>
-            </w:r>
-          </w:p>
-        </w:tc>
-        <w:tc>
-          <w:tcPr>
-            <w:tcW w:type="dxa" w:w="1247"/>
-          </w:tcPr>
-          <w:p>
-            <w:r>
-              <w:rPr>
-                <w:b/>
-                <w:i w:val="0"/>
-                <w:sz w:val="16"/>
-              </w:rPr>
-              <w:t>S02</w:t>
-              <w:br/>
-            </w:r>
-            <w:r>
-              <w:rPr>
-                <w:b w:val="0"/>
-                <w:i w:val="0"/>
-                <w:color w:val="64748B"/>
-                <w:sz w:val="14"/>
-              </w:rPr>
-              <w:t>Éducation</w:t>
-            </w:r>
-          </w:p>
-        </w:tc>
-        <w:tc>
-          <w:tcPr>
-            <w:tcW w:type="dxa" w:w="1531"/>
-          </w:tcPr>
-          <w:p>
-            <w:r>
-              <w:rPr>
-                <w:b/>
-                <w:i w:val="0"/>
-                <w:color w:val="16A34A"/>
-                <w:sz w:val="16"/>
-              </w:rPr>
-              <w:t>—</w:t>
-            </w:r>
-          </w:p>
-        </w:tc>
-        <w:tc>
-          <w:tcPr>
-            <w:tcW w:type="dxa" w:w="1191"/>
-          </w:tcPr>
-          <w:p>
-            <w:r>
-              <w:rPr>
-                <w:b w:val="0"/>
-                <w:i w:val="0"/>
-                <w:color w:val="64748B"/>
-                <w:sz w:val="16"/>
-              </w:rPr>
-              <w:t>GT-CQ</w:t>
-            </w:r>
-          </w:p>
-        </w:tc>
-        <w:tc>
-          <w:tcPr>
-            <w:tcW w:type="dxa" w:w="4706"/>
-          </w:tcPr>
-          <w:p>
-            <w:r>
-              <w:rPr>
-                <w:b w:val="0"/>
-                <w:i w:val="0"/>
-                <w:sz w:val="17"/>
-              </w:rPr>
-              <w:t>veuillez, s'il vous plait, confirmer les frais de scolarité ( 1000 FCFA) payée de fatimata sow avec le QG ou apporter les corrections nécessaires.</w:t>
-            </w:r>
-          </w:p>
-        </w:tc>
-      </w:tr>
-      <w:tr>
-        <w:tc>
-          <w:tcPr>
-            <w:tcW w:type="dxa" w:w="964"/>
-          </w:tcPr>
-          <w:p>
-            <w:r>
-              <w:rPr>
-                <w:b/>
-                <w:i w:val="0"/>
-                <w:color w:val="EA580C"/>
-                <w:sz w:val="16"/>
-              </w:rPr>
-              <w:t>Moyenne</w:t>
-            </w:r>
-          </w:p>
-        </w:tc>
-        <w:tc>
-          <w:tcPr>
-            <w:tcW w:type="dxa" w:w="1247"/>
-          </w:tcPr>
-          <w:p>
-            <w:r>
-              <w:rPr>
-                <w:b/>
-                <w:i w:val="0"/>
-                <w:sz w:val="16"/>
-              </w:rPr>
-              <w:t>S02</w:t>
-              <w:br/>
-            </w:r>
-            <w:r>
-              <w:rPr>
-                <w:b w:val="0"/>
-                <w:i w:val="0"/>
-                <w:color w:val="64748B"/>
-                <w:sz w:val="14"/>
-              </w:rPr>
-              <w:t>Éducation</w:t>
-            </w:r>
-          </w:p>
-        </w:tc>
-        <w:tc>
-          <w:tcPr>
-            <w:tcW w:type="dxa" w:w="1531"/>
-          </w:tcPr>
-          <w:p>
-            <w:r>
-              <w:rPr>
-                <w:b/>
-                <w:i w:val="0"/>
-                <w:color w:val="16A34A"/>
-                <w:sz w:val="16"/>
-              </w:rPr>
-              <w:t>—</w:t>
-            </w:r>
-          </w:p>
-        </w:tc>
-        <w:tc>
-          <w:tcPr>
-            <w:tcW w:type="dxa" w:w="1191"/>
-          </w:tcPr>
-          <w:p>
-            <w:r>
-              <w:rPr>
-                <w:b w:val="0"/>
-                <w:i w:val="0"/>
-                <w:color w:val="64748B"/>
-                <w:sz w:val="16"/>
-              </w:rPr>
-              <w:t>GT-CQ</w:t>
-            </w:r>
-          </w:p>
-        </w:tc>
-        <w:tc>
-          <w:tcPr>
-            <w:tcW w:type="dxa" w:w="4706"/>
-          </w:tcPr>
-          <w:p>
-            <w:r>
-              <w:rPr>
-                <w:b w:val="0"/>
-                <w:i w:val="0"/>
-                <w:sz w:val="17"/>
-              </w:rPr>
-              <w:t>veuillez, s'il vous plait, confirmer les frais de scolarité ( 6000 FCFA) payée de hapsatou dème avec le QG ou apporter les corrections nécessaires.</w:t>
-            </w:r>
-          </w:p>
-        </w:tc>
-      </w:tr>
-      <w:tr>
-        <w:tc>
-          <w:tcPr>
-            <w:tcW w:type="dxa" w:w="964"/>
-          </w:tcPr>
-          <w:p>
-            <w:r>
-              <w:rPr>
-                <w:b/>
-                <w:i w:val="0"/>
-                <w:color w:val="EA580C"/>
-                <w:sz w:val="16"/>
-              </w:rPr>
-              <w:t>Moyenne</w:t>
-            </w:r>
-          </w:p>
-        </w:tc>
-        <w:tc>
-          <w:tcPr>
-            <w:tcW w:type="dxa" w:w="1247"/>
-          </w:tcPr>
-          <w:p>
-            <w:r>
-              <w:rPr>
-                <w:b/>
-                <w:i w:val="0"/>
-                <w:sz w:val="16"/>
-              </w:rPr>
-              <w:t>S02</w:t>
-              <w:br/>
-            </w:r>
-            <w:r>
-              <w:rPr>
-                <w:b w:val="0"/>
-                <w:i w:val="0"/>
-                <w:color w:val="64748B"/>
-                <w:sz w:val="14"/>
-              </w:rPr>
-              <w:t>Éducation</w:t>
-            </w:r>
-          </w:p>
-        </w:tc>
-        <w:tc>
-          <w:tcPr>
-            <w:tcW w:type="dxa" w:w="1531"/>
-          </w:tcPr>
-          <w:p>
-            <w:r>
-              <w:rPr>
-                <w:b/>
-                <w:i w:val="0"/>
-                <w:color w:val="16A34A"/>
-                <w:sz w:val="16"/>
-              </w:rPr>
-              <w:t>s01q25, s01q29, s01q30, s04q46, s01q00b</w:t>
-            </w:r>
-          </w:p>
-        </w:tc>
-        <w:tc>
-          <w:tcPr>
-            <w:tcW w:type="dxa" w:w="1191"/>
-          </w:tcPr>
-          <w:p>
-            <w:r>
-              <w:rPr>
-                <w:b w:val="0"/>
-                <w:i w:val="0"/>
-                <w:color w:val="64748B"/>
-                <w:sz w:val="16"/>
-              </w:rPr>
-              <w:t>GT-CQ</w:t>
-            </w:r>
-          </w:p>
-        </w:tc>
-        <w:tc>
-          <w:tcPr>
-            <w:tcW w:type="dxa" w:w="4706"/>
-          </w:tcPr>
-          <w:p>
-            <w:r>
-              <w:rPr>
-                <w:b w:val="0"/>
-                <w:i w:val="0"/>
-                <w:sz w:val="17"/>
-              </w:rPr>
               <w:t>Il manque des informations non renseignées de hapsatou dème , prière de renseignés toutes les questions liées à hapsatou dème .</w:t>
-            </w:r>
-          </w:p>
-        </w:tc>
-      </w:tr>
-      <w:tr>
-        <w:tc>
-          <w:tcPr>
-            <w:tcW w:type="dxa" w:w="964"/>
-          </w:tcPr>
-          <w:p>
-            <w:r>
-              <w:rPr>
-                <w:b/>
-                <w:i w:val="0"/>
-                <w:color w:val="EA580C"/>
-                <w:sz w:val="16"/>
-              </w:rPr>
-              <w:t>Moyenne</w:t>
-            </w:r>
-          </w:p>
-        </w:tc>
-        <w:tc>
-          <w:tcPr>
-            <w:tcW w:type="dxa" w:w="1247"/>
-          </w:tcPr>
-          <w:p>
-            <w:r>
-              <w:rPr>
-                <w:b/>
-                <w:i w:val="0"/>
-                <w:sz w:val="16"/>
-              </w:rPr>
-              <w:t>S02</w:t>
-              <w:br/>
-            </w:r>
-            <w:r>
-              <w:rPr>
-                <w:b w:val="0"/>
-                <w:i w:val="0"/>
-                <w:color w:val="64748B"/>
-                <w:sz w:val="14"/>
-              </w:rPr>
-              <w:t>Éducation</w:t>
-            </w:r>
-          </w:p>
-        </w:tc>
-        <w:tc>
-          <w:tcPr>
-            <w:tcW w:type="dxa" w:w="1531"/>
-          </w:tcPr>
-          <w:p>
-            <w:r>
-              <w:rPr>
-                <w:b/>
-                <w:i w:val="0"/>
-                <w:color w:val="16A34A"/>
-                <w:sz w:val="16"/>
-              </w:rPr>
-              <w:t>—</w:t>
-            </w:r>
-          </w:p>
-        </w:tc>
-        <w:tc>
-          <w:tcPr>
-            <w:tcW w:type="dxa" w:w="1191"/>
-          </w:tcPr>
-          <w:p>
-            <w:r>
-              <w:rPr>
-                <w:b w:val="0"/>
-                <w:i w:val="0"/>
-                <w:color w:val="64748B"/>
-                <w:sz w:val="16"/>
-              </w:rPr>
-              <w:t>GT-CQ</w:t>
-            </w:r>
-          </w:p>
-        </w:tc>
-        <w:tc>
-          <w:tcPr>
-            <w:tcW w:type="dxa" w:w="4706"/>
-          </w:tcPr>
-          <w:p>
-            <w:r>
-              <w:rPr>
-                <w:b w:val="0"/>
-                <w:i w:val="0"/>
-                <w:sz w:val="17"/>
-              </w:rPr>
-              <w:t>veuillez, s'il vous plait, confirmer les frais de scolarité ( 6000 FCFA) payée de ouley diallo avec le QG ou apporter les corrections nécessaires.</w:t>
-            </w:r>
-          </w:p>
-        </w:tc>
-      </w:tr>
-      <w:tr>
-        <w:tc>
-          <w:tcPr>
-            <w:tcW w:type="dxa" w:w="964"/>
-          </w:tcPr>
-          <w:p>
-            <w:r>
-              <w:rPr>
-                <w:b/>
-                <w:i w:val="0"/>
-                <w:color w:val="EA580C"/>
-                <w:sz w:val="16"/>
-              </w:rPr>
-              <w:t>Moyenne</w:t>
-            </w:r>
-          </w:p>
-        </w:tc>
-        <w:tc>
-          <w:tcPr>
-            <w:tcW w:type="dxa" w:w="1247"/>
-          </w:tcPr>
-          <w:p>
-            <w:r>
-              <w:rPr>
-                <w:b/>
-                <w:i w:val="0"/>
-                <w:sz w:val="16"/>
-              </w:rPr>
-              <w:t>S02</w:t>
-              <w:br/>
-            </w:r>
-            <w:r>
-              <w:rPr>
-                <w:b w:val="0"/>
-                <w:i w:val="0"/>
-                <w:color w:val="64748B"/>
-                <w:sz w:val="14"/>
-              </w:rPr>
-              <w:t>Éducation</w:t>
-            </w:r>
-          </w:p>
-        </w:tc>
-        <w:tc>
-          <w:tcPr>
-            <w:tcW w:type="dxa" w:w="1531"/>
-          </w:tcPr>
-          <w:p>
-            <w:r>
-              <w:rPr>
-                <w:b/>
-                <w:i w:val="0"/>
-                <w:color w:val="16A34A"/>
-                <w:sz w:val="16"/>
-              </w:rPr>
-              <w:t>—</w:t>
-            </w:r>
-          </w:p>
-        </w:tc>
-        <w:tc>
-          <w:tcPr>
-            <w:tcW w:type="dxa" w:w="1191"/>
-          </w:tcPr>
-          <w:p>
-            <w:r>
-              <w:rPr>
-                <w:b w:val="0"/>
-                <w:i w:val="0"/>
-                <w:color w:val="64748B"/>
-                <w:sz w:val="16"/>
-              </w:rPr>
-              <w:t>GT-CQ</w:t>
-            </w:r>
-          </w:p>
-        </w:tc>
-        <w:tc>
-          <w:tcPr>
-            <w:tcW w:type="dxa" w:w="4706"/>
-          </w:tcPr>
-          <w:p>
-            <w:r>
-              <w:rPr>
-                <w:b w:val="0"/>
-                <w:i w:val="0"/>
-                <w:sz w:val="17"/>
-              </w:rPr>
-              <w:t>veuillez, s'il vous plait, confirmer les frais de scolarité ( 6000 FCFA) payée de hapsatou sow avec le QG ou apporter les corrections nécessaires.</w:t>
-            </w:r>
-          </w:p>
-        </w:tc>
-      </w:tr>
-      <w:tr>
-        <w:tc>
-          <w:tcPr>
-            <w:tcW w:type="dxa" w:w="964"/>
-          </w:tcPr>
-          <w:p>
-            <w:r>
-              <w:rPr>
-                <w:b/>
-                <w:i w:val="0"/>
-                <w:color w:val="EA580C"/>
-                <w:sz w:val="16"/>
-              </w:rPr>
-              <w:t>Moyenne</w:t>
-            </w:r>
-          </w:p>
-        </w:tc>
-        <w:tc>
-          <w:tcPr>
-            <w:tcW w:type="dxa" w:w="1247"/>
-          </w:tcPr>
-          <w:p>
-            <w:r>
-              <w:rPr>
-                <w:b/>
-                <w:i w:val="0"/>
-                <w:sz w:val="16"/>
-              </w:rPr>
-              <w:t>S02</w:t>
-              <w:br/>
-            </w:r>
-            <w:r>
-              <w:rPr>
-                <w:b w:val="0"/>
-                <w:i w:val="0"/>
-                <w:color w:val="64748B"/>
-                <w:sz w:val="14"/>
-              </w:rPr>
-              <w:t>Éducation</w:t>
-            </w:r>
-          </w:p>
-        </w:tc>
-        <w:tc>
-          <w:tcPr>
-            <w:tcW w:type="dxa" w:w="1531"/>
-          </w:tcPr>
-          <w:p>
-            <w:r>
-              <w:rPr>
-                <w:b/>
-                <w:i w:val="0"/>
-                <w:color w:val="16A34A"/>
-                <w:sz w:val="16"/>
-              </w:rPr>
-              <w:t>—</w:t>
-            </w:r>
-          </w:p>
-        </w:tc>
-        <w:tc>
-          <w:tcPr>
-            <w:tcW w:type="dxa" w:w="1191"/>
-          </w:tcPr>
-          <w:p>
-            <w:r>
-              <w:rPr>
-                <w:b w:val="0"/>
-                <w:i w:val="0"/>
-                <w:color w:val="64748B"/>
-                <w:sz w:val="16"/>
-              </w:rPr>
-              <w:t>GT-CQ</w:t>
-            </w:r>
-          </w:p>
-        </w:tc>
-        <w:tc>
-          <w:tcPr>
-            <w:tcW w:type="dxa" w:w="4706"/>
-          </w:tcPr>
-          <w:p>
-            <w:r>
-              <w:rPr>
-                <w:b w:val="0"/>
-                <w:i w:val="0"/>
-                <w:sz w:val="17"/>
-              </w:rPr>
-              <w:t>veuillez, s'il vous plait, confirmer les frais de scolarité ( 7000 FCFA) payée de kadidiatou diallo avec le QG ou apporter les corrections nécessaires.</w:t>
             </w:r>
           </w:p>
         </w:tc>
